--- a/docs/capacitacion/guion youtube/anteriores-6-videos/video-2-que-son-las-imagenes/video-2-que-son-las-imagenes-natural.docx
+++ b/docs/capacitacion/guion youtube/anteriores-6-videos/video-2-que-son-las-imagenes/video-2-que-son-las-imagenes-natural.docx
@@ -31,7 +31,7 @@
           <w:b/>
           <w:color w:val="1F4E9A"/>
         </w:rPr>
-        <w:t>[Diapositiva · ¿Qué son las imágenes?]</w:t>
+        <w:t>[Diapositiva 1 · ¿Qué son las imágenes?]</w:t>
       </w:r>
     </w:p>
     <w:p>
@@ -62,7 +62,7 @@
           <w:b/>
           <w:color w:val="1F4E9A"/>
         </w:rPr>
-        <w:t>[Diapositiva · Una imagen digital es una tabla de números]</w:t>
+        <w:t>[Diapositiva 2 · Una imagen digital es una tabla de números]</w:t>
       </w:r>
     </w:p>
     <w:p>
@@ -128,7 +128,7 @@
           <w:b/>
           <w:color w:val="1F4E9A"/>
         </w:rPr>
-        <w:t>[Diapositiva · El color: tres números por píxel]</w:t>
+        <w:t>[Diapositiva 3 · El color: tres números por píxel]</w:t>
       </w:r>
     </w:p>
     <w:p>
@@ -174,7 +174,7 @@
           <w:b/>
           <w:color w:val="1F4E9A"/>
         </w:rPr>
-        <w:t>[Diapositiva · Resolución y tamaño del archivo]</w:t>
+        <w:t>[Diapositiva 4 · Resolución y tamaño del archivo]</w:t>
       </w:r>
     </w:p>
     <w:p>
@@ -220,7 +220,7 @@
           <w:b/>
           <w:color w:val="1F4E9A"/>
         </w:rPr>
-        <w:t>[Diapositiva · Una célula brillante son números altos]</w:t>
+        <w:t>[Diapositiva 5 · Una célula brillante son números altos]</w:t>
       </w:r>
     </w:p>
     <w:p>
@@ -266,7 +266,7 @@
           <w:b/>
           <w:color w:val="1F4E9A"/>
         </w:rPr>
-        <w:t>[Diapositiva · El histograma: contar los brillos]</w:t>
+        <w:t>[Diapositiva 6 · El histograma: contar los brillos]</w:t>
       </w:r>
     </w:p>
     <w:p>
@@ -322,7 +322,7 @@
           <w:b/>
           <w:color w:val="1F4E9A"/>
         </w:rPr>
-        <w:t>[Diapositiva · Formatos: unos conservan los bordes, otros no]</w:t>
+        <w:t>[Diapositiva 7 · Formatos: unos conservan los bordes, otros no]</w:t>
       </w:r>
     </w:p>
     <w:p>
@@ -383,7 +383,7 @@
           <w:b/>
           <w:color w:val="1F4E9A"/>
         </w:rPr>
-        <w:t>[Diapositiva · Aumentos y micras]</w:t>
+        <w:t>[Diapositiva 8 · Aumentos y micras]</w:t>
       </w:r>
     </w:p>
     <w:p>
@@ -429,7 +429,7 @@
           <w:b/>
           <w:color w:val="1F4E9A"/>
         </w:rPr>
-        <w:t>[Diapositiva · La imagen no sabe cuánto mide un píxel]</w:t>
+        <w:t>[Diapositiva 9 · La imagen no sabe cuánto mide un píxel]</w:t>
       </w:r>
     </w:p>
     <w:p>
@@ -480,7 +480,7 @@
           <w:b/>
           <w:color w:val="1F4E9A"/>
         </w:rPr>
-        <w:t>[Diapositiva · Dos tipos de imagen, dos modelos]</w:t>
+        <w:t>[Diapositiva 10 · Dos tipos de imagen, dos modelos]</w:t>
       </w:r>
     </w:p>
     <w:p>
